--- a/_implementation-notes/evening-series/FotH Pilot Session 11 Evening Run Sheet DRAFT v1.docx
+++ b/_implementation-notes/evening-series/FotH Pilot Session 11 Evening Run Sheet DRAFT v1.docx
@@ -626,7 +626,7 @@
           <w:b/>
           <w:bCs/>
         </w:rPr>
-        <w:t xml:space="preserve">The practice, week one.</w:t>
+        <w:t>The homework practice, week one.</w:t>
       </w:r>
       <w:r>
         <w:t xml:space="preserve"> </w:t>
@@ -682,7 +682,7 @@
           <w:b/>
           <w:bCs/>
         </w:rPr>
-        <w:t xml:space="preserve">The practice, week two.</w:t>
+        <w:t>The homework practice, week two.</w:t>
       </w:r>
       <w:r>
         <w:t xml:space="preserve"> </w:t>
@@ -813,6 +813,66 @@
       </w:r>
       <w:r>
         <w:t xml:space="preserve">above is the default, not the decision.</w:t>
+      </w:r>
+    </w:p>
+    <w:p>
+      <w:pPr>
+        <w:pStyle w:val="Compact"/>
+        <w:numPr>
+          <w:ilvl w:val="0"/>
+          <w:numId w:val="1002"/>
+        </w:numPr>
+      </w:pPr>
+      <w:r>
+        <w:t>The evening opens on the map.</w:t>
+      </w:r>
+      <w:r>
+        <w:t xml:space="preserve"> The Four Connects grounding slide now opens every session. Session 11 stands in the third box — Connect with God — at the year's midpoint. Each connection makes the next one real (Matt. 22:37–40).</w:t>
+      </w:r>
+    </w:p>
+    <w:p>
+      <w:pPr>
+        <w:pStyle w:val="Compact"/>
+        <w:numPr>
+          <w:ilvl w:val="0"/>
+          <w:numId w:val="1002"/>
+        </w:numPr>
+      </w:pPr>
+      <w:r>
+        <w:t>A pair leads, visibly.</w:t>
+      </w:r>
+      <w:r>
+        <w:t xml:space="preserve"> Name it in the welcome: two leaders hold tonight — container and content — and the room will see the evening handed back and forth between them. That is the design. The pair practices the session together before the evening (at the planning lab, or before dinner), so each knows who is where in the flow.</w:t>
+      </w:r>
+    </w:p>
+    <w:p>
+      <w:pPr>
+        <w:pStyle w:val="Compact"/>
+        <w:numPr>
+          <w:ilvl w:val="0"/>
+          <w:numId w:val="1002"/>
+        </w:numPr>
+      </w:pPr>
+      <w:r>
+        <w:t>Split only if the room needs it.</w:t>
+      </w:r>
+      <w:r>
+        <w:t xml:space="preserve"> Any split-and-merge assumes numbers. With six or so around the table, stay one circle — or drop into quick pair work in place, knee to knee, which does the same work faster. Pair work is also the standing time-recovery lever: a full split-and-merge costs about five minutes.</w:t>
+      </w:r>
+    </w:p>
+    <w:p>
+      <w:pPr>
+        <w:pStyle w:val="Compact"/>
+        <w:numPr>
+          <w:ilvl w:val="0"/>
+          <w:numId w:val="1002"/>
+        </w:numPr>
+      </w:pPr>
+      <w:r>
+        <w:t>The container holder is the busier seat.</w:t>
+      </w:r>
+      <w:r>
+        <w:t xml:space="preserve"> Clock and room both: a continuous read against safe, present, clear, intentional — noticing anyone triggered or checked out. Anything of weight goes to the backstop adult; that handoff is the bright line working, not the container failing.</w:t>
       </w:r>
     </w:p>
     <w:bookmarkEnd w:id="11"/>

--- a/_implementation-notes/evening-series/FotH Pilot Session 11 Evening Run Sheet DRAFT v1.docx
+++ b/_implementation-notes/evening-series/FotH Pilot Session 11 Evening Run Sheet DRAFT v1.docx
@@ -457,7 +457,7 @@
               <w:pStyle w:val="Compact"/>
             </w:pPr>
             <w:r>
-              <w:t xml:space="preserve">Content presenter; container holder watching the room</w:t>
+              <w:t xml:space="preserve">Container holder leads the merge; content presenter supporting</w:t>
             </w:r>
           </w:p>
         </w:tc>

--- a/_implementation-notes/evening-series/FotH Pilot Session 11 Evening Run Sheet DRAFT v1.docx
+++ b/_implementation-notes/evening-series/FotH Pilot Session 11 Evening Run Sheet DRAFT v1.docx
@@ -183,6 +183,9 @@
         </w:tc>
       </w:tr>
       <w:tr>
+        <w:trPr>
+          <w:cantSplit/>
+        </w:trPr>
         <w:tc>
           <w:tcPr/>
           <w:p>
@@ -201,7 +204,7 @@
               <w:pStyle w:val="Compact"/>
             </w:pPr>
             <w:r>
-              <w:t xml:space="preserve">Dinner; leading team’s walk-through at the table’s edge if needed.</w:t>
+              <w:t xml:space="preserve">Dinner; leading team's walk-through at the table's edge if needed.</w:t>
             </w:r>
           </w:p>
         </w:tc>
@@ -218,14 +221,17 @@
         </w:tc>
       </w:tr>
       <w:tr>
-        <w:tc>
-          <w:tcPr/>
-          <w:p>
-            <w:pPr>
-              <w:pStyle w:val="Compact"/>
-            </w:pPr>
-            <w:r>
-              <w:t xml:space="preserve">7:00-7:08</w:t>
+        <w:trPr>
+          <w:cantSplit/>
+        </w:trPr>
+        <w:tc>
+          <w:tcPr/>
+          <w:p>
+            <w:pPr>
+              <w:pStyle w:val="Compact"/>
+            </w:pPr>
+            <w:r>
+              <w:t xml:space="preserve">7:00-7:06</w:t>
             </w:r>
           </w:p>
         </w:tc>
@@ -253,25 +259,28 @@
         </w:tc>
       </w:tr>
       <w:tr>
-        <w:tc>
-          <w:tcPr/>
-          <w:p>
-            <w:pPr>
-              <w:pStyle w:val="Compact"/>
-            </w:pPr>
-            <w:r>
-              <w:t xml:space="preserve">7:08-7:25</w:t>
-            </w:r>
-          </w:p>
-        </w:tc>
-        <w:tc>
-          <w:tcPr/>
-          <w:p>
-            <w:pPr>
-              <w:pStyle w:val="Compact"/>
-            </w:pPr>
-            <w:r>
-              <w:t xml:space="preserve">Check-in circle: two weeks of practice reported, week-one check-ins debriefed. One-sentence shares, a parent starts the sharing.</w:t>
+        <w:trPr>
+          <w:cantSplit/>
+        </w:trPr>
+        <w:tc>
+          <w:tcPr/>
+          <w:p>
+            <w:pPr>
+              <w:pStyle w:val="Compact"/>
+            </w:pPr>
+            <w:r>
+              <w:t xml:space="preserve">7:06-7:14</w:t>
+            </w:r>
+          </w:p>
+        </w:tc>
+        <w:tc>
+          <w:tcPr/>
+          <w:p>
+            <w:pPr>
+              <w:pStyle w:val="Compact"/>
+            </w:pPr>
+            <w:r>
+              <w:t xml:space="preserve">Check-in: the garden returns, and the preparation sentence ("one thing I'm not sure was God"), said aloud or kept for the pair. One sentence each; a parent starts.</w:t>
             </w:r>
           </w:p>
         </w:tc>
@@ -288,25 +297,28 @@
         </w:tc>
       </w:tr>
       <w:tr>
-        <w:tc>
-          <w:tcPr/>
-          <w:p>
-            <w:pPr>
-              <w:pStyle w:val="Compact"/>
-            </w:pPr>
-            <w:r>
-              <w:t xml:space="preserve">7:25-7:33</w:t>
-            </w:r>
-          </w:p>
-        </w:tc>
-        <w:tc>
-          <w:tcPr/>
-          <w:p>
-            <w:pPr>
-              <w:pStyle w:val="Compact"/>
-            </w:pPr>
-            <w:r>
-              <w:t xml:space="preserve">Block 3: Mark 9:14–29 — the scripture ground</w:t>
+        <w:trPr>
+          <w:cantSplit/>
+        </w:trPr>
+        <w:tc>
+          <w:tcPr/>
+          <w:p>
+            <w:pPr>
+              <w:pStyle w:val="Compact"/>
+            </w:pPr>
+            <w:r>
+              <w:t xml:space="preserve">7:14-7:20</w:t>
+            </w:r>
+          </w:p>
+        </w:tc>
+        <w:tc>
+          <w:tcPr/>
+          <w:p>
+            <w:pPr>
+              <w:pStyle w:val="Compact"/>
+            </w:pPr>
+            <w:r>
+              <w:t xml:space="preserve">Mark 9:14–29 — the scripture ground</w:t>
             </w:r>
           </w:p>
         </w:tc>
@@ -323,25 +335,28 @@
         </w:tc>
       </w:tr>
       <w:tr>
-        <w:tc>
-          <w:tcPr/>
-          <w:p>
-            <w:pPr>
-              <w:pStyle w:val="Compact"/>
-            </w:pPr>
-            <w:r>
-              <w:t xml:space="preserve">7:33-7:41</w:t>
-            </w:r>
-          </w:p>
-        </w:tc>
-        <w:tc>
-          <w:tcPr/>
-          <w:p>
-            <w:pPr>
-              <w:pStyle w:val="Compact"/>
-            </w:pPr>
-            <w:r>
-              <w:t xml:space="preserve">Block 4: The Any Doubts? practice — teaching</w:t>
+        <w:trPr>
+          <w:cantSplit/>
+        </w:trPr>
+        <w:tc>
+          <w:tcPr/>
+          <w:p>
+            <w:pPr>
+              <w:pStyle w:val="Compact"/>
+            </w:pPr>
+            <w:r>
+              <w:t xml:space="preserve">7:20-7:28</w:t>
+            </w:r>
+          </w:p>
+        </w:tc>
+        <w:tc>
+          <w:tcPr/>
+          <w:p>
+            <w:pPr>
+              <w:pStyle w:val="Compact"/>
+            </w:pPr>
+            <w:r>
+              <w:t xml:space="preserve">The Any Doubts? practice — teaching; the two kinds of doubt (what God has said: the four steps; whether I heard him: the How Did You Know? checks); the demo</w:t>
             </w:r>
           </w:p>
         </w:tc>
@@ -358,25 +373,28 @@
         </w:tc>
       </w:tr>
       <w:tr>
-        <w:tc>
-          <w:tcPr/>
-          <w:p>
-            <w:pPr>
-              <w:pStyle w:val="Compact"/>
-            </w:pPr>
-            <w:r>
-              <w:t xml:space="preserve">7:41-7:43</w:t>
-            </w:r>
-          </w:p>
-        </w:tc>
-        <w:tc>
-          <w:tcPr/>
-          <w:p>
-            <w:pPr>
-              <w:pStyle w:val="Compact"/>
-            </w:pPr>
-            <w:r>
-              <w:t xml:space="preserve">Block 5: Bridge to split</w:t>
+        <w:trPr>
+          <w:cantSplit/>
+        </w:trPr>
+        <w:tc>
+          <w:tcPr/>
+          <w:p>
+            <w:pPr>
+              <w:pStyle w:val="Compact"/>
+            </w:pPr>
+            <w:r>
+              <w:t xml:space="preserve">7:28-7:30</w:t>
+            </w:r>
+          </w:p>
+        </w:tc>
+        <w:tc>
+          <w:tcPr/>
+          <w:p>
+            <w:pPr>
+              <w:pStyle w:val="Compact"/>
+            </w:pPr>
+            <w:r>
+              <w:t xml:space="preserve">Bridge to pairs</w:t>
             </w:r>
           </w:p>
         </w:tc>
@@ -393,25 +411,28 @@
         </w:tc>
       </w:tr>
       <w:tr>
-        <w:tc>
-          <w:tcPr/>
-          <w:p>
-            <w:pPr>
-              <w:pStyle w:val="Compact"/>
-            </w:pPr>
-            <w:r>
-              <w:t xml:space="preserve">7:43-8:14</w:t>
-            </w:r>
-          </w:p>
-        </w:tc>
-        <w:tc>
-          <w:tcPr/>
-          <w:p>
-            <w:pPr>
-              <w:pStyle w:val="Compact"/>
-            </w:pPr>
-            <w:r>
-              <w:t xml:space="preserve">Block 6: Any Doubts? in pairs within families</w:t>
+        <w:trPr>
+          <w:cantSplit/>
+        </w:trPr>
+        <w:tc>
+          <w:tcPr/>
+          <w:p>
+            <w:pPr>
+              <w:pStyle w:val="Compact"/>
+            </w:pPr>
+            <w:r>
+              <w:t xml:space="preserve">7:30-7:56</w:t>
+            </w:r>
+          </w:p>
+        </w:tc>
+        <w:tc>
+          <w:tcPr/>
+          <w:p>
+            <w:pPr>
+              <w:pStyle w:val="Compact"/>
+            </w:pPr>
+            <w:r>
+              <w:t xml:space="preserve">Any Doubts? in pairs within families: one full cycle each way, about 12 minutes a turn, parent first</w:t>
             </w:r>
           </w:p>
         </w:tc>
@@ -428,146 +449,199 @@
         </w:tc>
       </w:tr>
       <w:tr>
-        <w:tc>
-          <w:tcPr/>
-          <w:p>
-            <w:pPr>
-              <w:pStyle w:val="Compact"/>
-            </w:pPr>
-            <w:r>
-              <w:t xml:space="preserve">8:14-8:20</w:t>
-            </w:r>
-          </w:p>
-        </w:tc>
-        <w:tc>
-          <w:tcPr/>
-          <w:p>
-            <w:pPr>
-              <w:pStyle w:val="Compact"/>
-            </w:pPr>
-            <w:r>
-              <w:t xml:space="preserve">Block 7: Merge and surface</w:t>
-            </w:r>
-          </w:p>
-        </w:tc>
-        <w:tc>
-          <w:tcPr/>
-          <w:p>
-            <w:pPr>
-              <w:pStyle w:val="Compact"/>
-            </w:pPr>
-            <w:r>
-              <w:t xml:space="preserve">Container holder leads the merge; content presenter supporting</w:t>
+        <w:trPr>
+          <w:cantSplit/>
+        </w:trPr>
+        <w:tc>
+          <w:tcPr/>
+          <w:p>
+            <w:pPr>
+              <w:pStyle w:val="Compact"/>
+            </w:pPr>
+            <w:r>
+              <w:t xml:space="preserve">7:56-8:09</w:t>
+            </w:r>
+          </w:p>
+        </w:tc>
+        <w:tc>
+          <w:tcPr/>
+          <w:p>
+            <w:pPr>
+              <w:pStyle w:val="Compact"/>
+            </w:pPr>
+            <w:r>
+              <w:t xml:space="preserve">The silent place (Reading Card): settle; remember where God seemed silent; bring in the time you heard; invite Jesus in, with permission to do or say anything he wishes, about three minutes of silence; write (is something blocking? the downside of a deeper connection?); share, optional</w:t>
+            </w:r>
+          </w:p>
+        </w:tc>
+        <w:tc>
+          <w:tcPr/>
+          <w:p>
+            <w:pPr>
+              <w:pStyle w:val="Compact"/>
+            </w:pPr>
+            <w:r>
+              <w:t xml:space="preserve">Content presenter reads; container holder watching the room</w:t>
             </w:r>
           </w:p>
         </w:tc>
       </w:tr>
       <w:tr>
-        <w:tc>
-          <w:tcPr/>
-          <w:p>
-            <w:pPr>
-              <w:pStyle w:val="Compact"/>
-            </w:pPr>
-            <w:r>
-              <w:t xml:space="preserve">8:20-8:24</w:t>
-            </w:r>
-          </w:p>
-        </w:tc>
-        <w:tc>
-          <w:tcPr/>
-          <w:p>
-            <w:pPr>
-              <w:pStyle w:val="Compact"/>
-            </w:pPr>
-            <w:r>
-              <w:t xml:space="preserve">Homework commissioning: the four-part handout walked; check-in partners named aloud.</w:t>
-            </w:r>
-          </w:p>
-        </w:tc>
-        <w:tc>
-          <w:tcPr/>
-          <w:p>
-            <w:pPr>
-              <w:pStyle w:val="Compact"/>
-            </w:pPr>
-            <w:r>
-              <w:t xml:space="preserve">Content presenter</w:t>
+        <w:trPr>
+          <w:cantSplit/>
+        </w:trPr>
+        <w:tc>
+          <w:tcPr/>
+          <w:p>
+            <w:pPr>
+              <w:pStyle w:val="Compact"/>
+            </w:pPr>
+            <w:r>
+              <w:t xml:space="preserve">8:09-8:15</w:t>
+            </w:r>
+          </w:p>
+        </w:tc>
+        <w:tc>
+          <w:tcPr/>
+          <w:p>
+            <w:pPr>
+              <w:pStyle w:val="Compact"/>
+            </w:pPr>
+            <w:r>
+              <w:t xml:space="preserve">Merge and surface: one word about the practices</w:t>
+            </w:r>
+          </w:p>
+        </w:tc>
+        <w:tc>
+          <w:tcPr/>
+          <w:p>
+            <w:pPr>
+              <w:pStyle w:val="Compact"/>
+            </w:pPr>
+            <w:r>
+              <w:t xml:space="preserve">Container holder leads the merge; content presenter supporting</w:t>
             </w:r>
           </w:p>
         </w:tc>
       </w:tr>
       <w:tr>
-        <w:tc>
-          <w:tcPr/>
-          <w:p>
-            <w:pPr>
-              <w:pStyle w:val="Compact"/>
-            </w:pPr>
-            <w:r>
-              <w:t xml:space="preserve">8:24-8:28</w:t>
-            </w:r>
-          </w:p>
-        </w:tc>
-        <w:tc>
-          <w:tcPr/>
-          <w:p>
-            <w:pPr>
-              <w:pStyle w:val="Compact"/>
-            </w:pPr>
-            <w:r>
-              <w:t xml:space="preserve">Leader Feedback Round, both leaders: what went well, what I would do differently, the teach-back.</w:t>
-            </w:r>
-          </w:p>
-        </w:tc>
-        <w:tc>
-          <w:tcPr/>
-          <w:p>
-            <w:pPr>
-              <w:pStyle w:val="Compact"/>
-            </w:pPr>
-            <w:r>
-              <w:t xml:space="preserve">Both leaders</w:t>
+        <w:trPr>
+          <w:cantSplit/>
+        </w:trPr>
+        <w:tc>
+          <w:tcPr/>
+          <w:p>
+            <w:pPr>
+              <w:pStyle w:val="Compact"/>
+            </w:pPr>
+            <w:r>
+              <w:t xml:space="preserve">8:15-8:21</w:t>
+            </w:r>
+          </w:p>
+        </w:tc>
+        <w:tc>
+          <w:tcPr/>
+          <w:p>
+            <w:pPr>
+              <w:pStyle w:val="Compact"/>
+            </w:pPr>
+            <w:r>
+              <w:t xml:space="preserve">Homework commissioning: the four-part handout walked; check-in partners named aloud; the Pulse goes home.</w:t>
+            </w:r>
+          </w:p>
+        </w:tc>
+        <w:tc>
+          <w:tcPr/>
+          <w:p>
+            <w:pPr>
+              <w:pStyle w:val="Compact"/>
+            </w:pPr>
+            <w:r>
+              <w:t xml:space="preserve">Content presenter</w:t>
             </w:r>
           </w:p>
         </w:tc>
       </w:tr>
       <w:tr>
-        <w:tc>
-          <w:tcPr/>
-          <w:p>
-            <w:pPr>
-              <w:pStyle w:val="Compact"/>
-            </w:pPr>
-            <w:r>
-              <w:t xml:space="preserve">8:28-8:30</w:t>
-            </w:r>
-          </w:p>
-        </w:tc>
-        <w:tc>
-          <w:tcPr/>
-          <w:p>
-            <w:pPr>
-              <w:pStyle w:val="Compact"/>
-            </w:pPr>
-            <w:r>
-              <w:t xml:space="preserve">Closing container reaffirmed; Aaronic blessing.</w:t>
-            </w:r>
-          </w:p>
-        </w:tc>
-        <w:tc>
-          <w:tcPr/>
-          <w:p>
-            <w:pPr>
-              <w:pStyle w:val="Compact"/>
-            </w:pPr>
-            <w:r>
-              <w:t xml:space="preserve">Container holder</w:t>
+        <w:trPr>
+          <w:cantSplit/>
+        </w:trPr>
+        <w:tc>
+          <w:tcPr/>
+          <w:p>
+            <w:pPr>
+              <w:pStyle w:val="Compact"/>
+            </w:pPr>
+            <w:r>
+              <w:t xml:space="preserve">8:21-8:25</w:t>
+            </w:r>
+          </w:p>
+        </w:tc>
+        <w:tc>
+          <w:tcPr/>
+          <w:p>
+            <w:pPr>
+              <w:pStyle w:val="Compact"/>
+            </w:pPr>
+            <w:r>
+              <w:t xml:space="preserve">Leader Feedback Round, both leaders: what went well, what I would do differently, the teach-back.</w:t>
+            </w:r>
+          </w:p>
+        </w:tc>
+        <w:tc>
+          <w:tcPr/>
+          <w:p>
+            <w:pPr>
+              <w:pStyle w:val="Compact"/>
+            </w:pPr>
+            <w:r>
+              <w:t xml:space="preserve">Both leaders</w:t>
             </w:r>
           </w:p>
         </w:tc>
       </w:tr>
       <w:tr>
+        <w:trPr>
+          <w:cantSplit/>
+        </w:trPr>
+        <w:tc>
+          <w:tcPr/>
+          <w:p>
+            <w:pPr>
+              <w:pStyle w:val="Compact"/>
+            </w:pPr>
+            <w:r>
+              <w:t xml:space="preserve">8:25-8:30</w:t>
+            </w:r>
+          </w:p>
+        </w:tc>
+        <w:tc>
+          <w:tcPr/>
+          <w:p>
+            <w:pPr>
+              <w:pStyle w:val="Compact"/>
+            </w:pPr>
+            <w:r>
+              <w:t xml:space="preserve">Closing container reaffirmed; the next evening announced; Aaronic blessing.</w:t>
+            </w:r>
+          </w:p>
+        </w:tc>
+        <w:tc>
+          <w:tcPr/>
+          <w:p>
+            <w:pPr>
+              <w:pStyle w:val="Compact"/>
+            </w:pPr>
+            <w:r>
+              <w:t xml:space="preserve">Container holder</w:t>
+            </w:r>
+          </w:p>
+        </w:tc>
+      </w:tr>
+      <w:tr>
+        <w:trPr>
+          <w:cantSplit/>
+        </w:trPr>
         <w:tc>
           <w:tcPr/>
           <w:p>
@@ -586,7 +660,7 @@
               <w:pStyle w:val="Compact"/>
             </w:pPr>
             <w:r>
-              <w:t xml:space="preserve">Fellowship; the room’s feedback to the leaders; the five-question materials debrief; planning the next meeting.</w:t>
+              <w:t xml:space="preserve">Fellowship; the room's feedback to the leaders; the five-question materials debrief; planning the next meeting.</w:t>
             </w:r>
           </w:p>
         </w:tc>
@@ -626,13 +700,13 @@
           <w:b/>
           <w:bCs/>
         </w:rPr>
-        <w:t>The homework practice, week one.</w:t>
+        <w:t xml:space="preserve">The homework practice, week one.</w:t>
       </w:r>
       <w:r>
         <w:t xml:space="preserve"> </w:t>
       </w:r>
       <w:r>
-        <w:t xml:space="preserve">Personal Doubts Inventory — one page in the journal listing scriptures I want to believe more than I currently do. No shame. Just data. Over the quarter break, one chosen daily practice carries the rhythm. And the Quarterly Pulse (H11.4) goes home tonight — one page, five minutes, back in the bin at The Return’s door in January.</w:t>
+        <w:t xml:space="preserve">Week one, the Personal Doubts Inventory: list 5–10 scriptures you say you believe, rate your honest trust 1–5, and write the specific doubt for the two or three lowest. No shame. Just data. Week two, two journal questions from the Four Connects deck: is there something I heard and did not obey? what is at risk for me to hear? Anything not sure to be God: the How Did You Know? card, in company. The Quarterly Pulse (H11.4) goes home tonight; bring it back next evening.</w:t>
       </w:r>
     </w:p>
     <w:p>
@@ -682,19 +756,13 @@
           <w:b/>
           <w:bCs/>
         </w:rPr>
-        <w:t>The homework practice, week two.</w:t>
+        <w:t xml:space="preserve">The homework practice, week two.</w:t>
       </w:r>
       <w:r>
         <w:t xml:space="preserve"> </w:t>
       </w:r>
       <w:r>
-        <w:t xml:space="preserve">Continue or deepen the same practice, as the</w:t>
-      </w:r>
-      <w:r>
-        <w:t xml:space="preserve"> </w:t>
-      </w:r>
-      <w:r>
-        <w:t xml:space="preserve">session specifies; journal what happens.</w:t>
+        <w:t xml:space="preserve">Two journal questions: is there something I heard and did not obey? what is at risk for me to hear? Journal what happens.</w:t>
       </w:r>
     </w:p>
     <w:p>
@@ -716,13 +784,7 @@
         <w:t xml:space="preserve"> </w:t>
       </w:r>
       <w:r>
-        <w:t xml:space="preserve">Set at commissioning from the session’s</w:t>
-      </w:r>
-      <w:r>
-        <w:t xml:space="preserve"> </w:t>
-      </w:r>
-      <w:r>
-        <w:t xml:space="preserve">materials.</w:t>
+        <w:t xml:space="preserve">Finish this sentence in your journal: "One thing I heard that I will act on before we meet is ___."</w:t>
       </w:r>
     </w:p>
     <w:p>
@@ -827,7 +889,7 @@
         <w:t>The evening opens on the map.</w:t>
       </w:r>
       <w:r>
-        <w:t xml:space="preserve"> The Four Connects grounding slide now opens every session. Session 11 stands in the third box — Connect with God — at the year's midpoint. Each connection makes the next one real (Matt. 22:37–40).</w:t>
+        <w:t xml:space="preserve"> The Four Connects grounding slide now opens every session. Session 11 stands in the third box — Connect with God. Each connection makes the next one real (Matt. 22:37–40).</w:t>
       </w:r>
     </w:p>
     <w:p>
@@ -843,6 +905,21 @@
       </w:r>
       <w:r>
         <w:t xml:space="preserve"> Name it in the welcome: two leaders hold tonight — container and content — and the room will see the evening handed back and forth between them. That is the design. The pair practices the session together before the evening (at the planning lab, or before dinner), so each knows who is where in the flow.</w:t>
+      </w:r>
+    </w:p>
+    <w:p>
+      <w:pPr>
+        <w:pStyle w:val="Compact"/>
+        <w:numPr>
+          <w:ilvl w:val="0"/>
+          <w:numId w:val="1002"/>
+        </w:numPr>
+      </w:pPr>
+      <w:r>
+        <w:t xml:space="preserve">The silent place (John's word, 13 October). </w:t>
+      </w:r>
+      <w:r>
+        <w:t xml:space="preserve">From the Four Connects deck, after the pairs: remember a time or place where God seemed silent; bring in the time you heard (remembered at the Garden evening); invite Jesus in with permission to do or say anything he wishes; then write and, optionally, share. The reader uses the Silent Place Reading Card (Leader Notes). The pairs give up five minutes for it.</w:t>
       </w:r>
     </w:p>
     <w:p>

--- a/_implementation-notes/evening-series/FotH Pilot Session 11 Evening Run Sheet DRAFT v1.docx
+++ b/_implementation-notes/evening-series/FotH Pilot Session 11 Evening Run Sheet DRAFT v1.docx
@@ -8,7 +8,7 @@
         <w:pStyle w:val="Heading1"/>
       </w:pPr>
       <w:r>
-        <w:t xml:space="preserve">Session 11, Evening Form — ANY DOUBTS?</w:t>
+        <w:t>Evening 8 — ANY DOUBTS?</w:t>
       </w:r>
     </w:p>
     <w:p>
@@ -684,7 +684,7 @@
         <w:pStyle w:val="Heading2"/>
       </w:pPr>
       <w:r>
-        <w:t xml:space="preserve">The homework handout (Session 11, two weeks)</w:t>
+        <w:t>The homework handout (Evening 8, two weeks)</w:t>
       </w:r>
     </w:p>
     <w:p>
@@ -889,7 +889,7 @@
         <w:t>The evening opens on the map.</w:t>
       </w:r>
       <w:r>
-        <w:t xml:space="preserve"> The Four Connects grounding slide now opens every session. Session 11 stands in the third box — Connect with God. Each connection makes the next one real (Matt. 22:37–40).</w:t>
+        <w:t xml:space="preserve"> The Four Connects grounding slide now opens every session. Evening 8 stands in the third box — Connect with God. Each connection makes the next one real (Matt. 22:37–40).</w:t>
       </w:r>
     </w:p>
     <w:p>
@@ -955,6 +955,8 @@
     <w:bookmarkEnd w:id="11"/>
     <w:bookmarkEnd w:id="12"/>
     <w:sectPr>
+      <w:headerReference w:type="default" r:id="rId9"/>
+      <w:footerReference w:type="default" r:id="rId10"/>
       <w:footnotePr>
         <w:numRestart w:val="eachSect"/>
       </w:footnotePr>
@@ -967,6 +969,16 @@
 <w:comments xmlns:w="http://schemas.openxmlformats.org/wordprocessingml/2006/main" xmlns:m="http://schemas.openxmlformats.org/officeDocument/2006/math" xmlns:r="http://schemas.openxmlformats.org/officeDocument/2006/relationships" xmlns:o="urn:schemas-microsoft-com:office:office" xmlns:v="urn:schemas-microsoft-com:vml" xmlns:w10="urn:schemas-microsoft-com:office:word" xmlns:a="http://schemas.openxmlformats.org/drawingml/2006/main" xmlns:pic="http://schemas.openxmlformats.org/drawingml/2006/picture" xmlns:wp="http://schemas.openxmlformats.org/drawingml/2006/wordprocessingDrawing"/>
 </file>
 
+<file path=word/footer1.xml><?xml version="1.0" encoding="utf-8"?>
+<w:ftr xmlns:m="http://schemas.openxmlformats.org/officeDocument/2006/math" xmlns:mc="http://schemas.openxmlformats.org/markup-compatibility/2006" xmlns:mo="http://schemas.microsoft.com/office/mac/office/2008/main" xmlns:mv="urn:schemas-microsoft-com:mac:vml" xmlns:o="urn:schemas-microsoft-com:office:office" xmlns:r="http://schemas.openxmlformats.org/officeDocument/2006/relationships" xmlns:v="urn:schemas-microsoft-com:vml" xmlns:w10="urn:schemas-microsoft-com:office:word" xmlns:w14="http://schemas.microsoft.com/office/word/2010/wordml" xmlns:w="http://schemas.openxmlformats.org/wordprocessingml/2006/main" xmlns:wne="http://schemas.microsoft.com/office/word/2006/wordml" xmlns:wp14="http://schemas.microsoft.com/office/word/2010/wordprocessingDrawing" xmlns:wp="http://schemas.openxmlformats.org/drawingml/2006/wordprocessingDrawing" xmlns:wpc="http://schemas.microsoft.com/office/word/2010/wordprocessingCanvas" xmlns:wpg="http://schemas.microsoft.com/office/word/2010/wordprocessingGroup" xmlns:wpi="http://schemas.microsoft.com/office/word/2010/wordprocessingInk" xmlns:wps="http://schemas.microsoft.com/office/word/2010/wordprocessingShape" mc:Ignorable="w14 wp14">
+  <w:p>
+    <w:pPr>
+      <w:pStyle w:val="Footer"/>
+    </w:pPr>
+  </w:p>
+</w:ftr>
+</file>
+
 <file path=word/footnotes.xml><?xml version="1.0" encoding="utf-8"?>
 <w:footnotes xmlns:w="http://schemas.openxmlformats.org/wordprocessingml/2006/main" xmlns:m="http://schemas.openxmlformats.org/officeDocument/2006/math" xmlns:r="http://schemas.openxmlformats.org/officeDocument/2006/relationships" xmlns:o="urn:schemas-microsoft-com:office:office" xmlns:v="urn:schemas-microsoft-com:vml" xmlns:w10="urn:schemas-microsoft-com:office:word" xmlns:a="http://schemas.openxmlformats.org/drawingml/2006/main" xmlns:pic="http://schemas.openxmlformats.org/drawingml/2006/picture" xmlns:wp="http://schemas.openxmlformats.org/drawingml/2006/wordprocessingDrawing">
   <w:footnote w:type="continuationSeparator" w:id="0">
@@ -984,6 +996,16 @@
     </w:p>
   </w:footnote>
 </w:footnotes>
+</file>
+
+<file path=word/header1.xml><?xml version="1.0" encoding="utf-8"?>
+<w:hdr xmlns:m="http://schemas.openxmlformats.org/officeDocument/2006/math" xmlns:mc="http://schemas.openxmlformats.org/markup-compatibility/2006" xmlns:mo="http://schemas.microsoft.com/office/mac/office/2008/main" xmlns:mv="urn:schemas-microsoft-com:mac:vml" xmlns:o="urn:schemas-microsoft-com:office:office" xmlns:r="http://schemas.openxmlformats.org/officeDocument/2006/relationships" xmlns:v="urn:schemas-microsoft-com:vml" xmlns:w10="urn:schemas-microsoft-com:office:word" xmlns:w14="http://schemas.microsoft.com/office/word/2010/wordml" xmlns:w="http://schemas.openxmlformats.org/wordprocessingml/2006/main" xmlns:wne="http://schemas.microsoft.com/office/word/2006/wordml" xmlns:wp14="http://schemas.microsoft.com/office/word/2010/wordprocessingDrawing" xmlns:wp="http://schemas.openxmlformats.org/drawingml/2006/wordprocessingDrawing" xmlns:wpc="http://schemas.microsoft.com/office/word/2010/wordprocessingCanvas" xmlns:wpg="http://schemas.microsoft.com/office/word/2010/wordprocessingGroup" xmlns:wpi="http://schemas.microsoft.com/office/word/2010/wordprocessingInk" xmlns:wps="http://schemas.microsoft.com/office/word/2010/wordprocessingShape" mc:Ignorable="w14 wp14">
+  <w:p>
+    <w:pPr>
+      <w:pStyle w:val="Header"/>
+    </w:pPr>
+  </w:p>
+</w:hdr>
 </file>
 
 <file path=word/numbering.xml><?xml version="1.0" encoding="utf-8"?>

--- a/_implementation-notes/evening-series/FotH Pilot Session 11 Evening Run Sheet DRAFT v1.docx
+++ b/_implementation-notes/evening-series/FotH Pilot Session 11 Evening Run Sheet DRAFT v1.docx
@@ -140,16 +140,18 @@
         <w:tblLook w:firstRow="1" w:lastRow="0" w:firstColumn="0" w:lastColumn="0" w:noHBand="0" w:noVBand="0" w:val="0020"/>
       </w:tblPr>
       <w:tblGrid>
-        <w:gridCol w:w="2640"/>
-        <w:gridCol w:w="2640"/>
-        <w:gridCol w:w="2640"/>
+        <w:gridCol w:w="1200"/>
+        <w:gridCol w:w="5560"/>
+        <w:gridCol w:w="2600"/>
       </w:tblGrid>
       <w:tr>
         <w:trPr>
           <w:tblHeader w:val="on"/>
         </w:trPr>
         <w:tc>
-          <w:tcPr/>
+          <w:tcPr>
+            <w:tcW w:type="dxa" w:w="1200"/>
+          </w:tcPr>
           <w:p>
             <w:pPr>
               <w:pStyle w:val="Compact"/>
@@ -160,7 +162,9 @@
           </w:p>
         </w:tc>
         <w:tc>
-          <w:tcPr/>
+          <w:tcPr>
+            <w:tcW w:type="dxa" w:w="5560"/>
+          </w:tcPr>
           <w:p>
             <w:pPr>
               <w:pStyle w:val="Compact"/>
@@ -171,7 +175,9 @@
           </w:p>
         </w:tc>
         <w:tc>
-          <w:tcPr/>
+          <w:tcPr>
+            <w:tcW w:type="dxa" w:w="2600"/>
+          </w:tcPr>
           <w:p>
             <w:pPr>
               <w:pStyle w:val="Compact"/>
@@ -187,7 +193,9 @@
           <w:cantSplit/>
         </w:trPr>
         <w:tc>
-          <w:tcPr/>
+          <w:tcPr>
+            <w:tcW w:type="dxa" w:w="1200"/>
+          </w:tcPr>
           <w:p>
             <w:pPr>
               <w:pStyle w:val="Compact"/>
@@ -198,7 +206,9 @@
           </w:p>
         </w:tc>
         <w:tc>
-          <w:tcPr/>
+          <w:tcPr>
+            <w:tcW w:type="dxa" w:w="5560"/>
+          </w:tcPr>
           <w:p>
             <w:pPr>
               <w:pStyle w:val="Compact"/>
@@ -209,7 +219,9 @@
           </w:p>
         </w:tc>
         <w:tc>
-          <w:tcPr/>
+          <w:tcPr>
+            <w:tcW w:type="dxa" w:w="2600"/>
+          </w:tcPr>
           <w:p>
             <w:pPr>
               <w:pStyle w:val="Compact"/>
@@ -225,7 +237,9 @@
           <w:cantSplit/>
         </w:trPr>
         <w:tc>
-          <w:tcPr/>
+          <w:tcPr>
+            <w:tcW w:type="dxa" w:w="1200"/>
+          </w:tcPr>
           <w:p>
             <w:pPr>
               <w:pStyle w:val="Compact"/>
@@ -236,7 +250,9 @@
           </w:p>
         </w:tc>
         <w:tc>
-          <w:tcPr/>
+          <w:tcPr>
+            <w:tcW w:type="dxa" w:w="5560"/>
+          </w:tcPr>
           <w:p>
             <w:pPr>
               <w:pStyle w:val="Compact"/>
@@ -247,7 +263,9 @@
           </w:p>
         </w:tc>
         <w:tc>
-          <w:tcPr/>
+          <w:tcPr>
+            <w:tcW w:type="dxa" w:w="2600"/>
+          </w:tcPr>
           <w:p>
             <w:pPr>
               <w:pStyle w:val="Compact"/>
@@ -263,29 +281,35 @@
           <w:cantSplit/>
         </w:trPr>
         <w:tc>
-          <w:tcPr/>
-          <w:p>
-            <w:pPr>
-              <w:pStyle w:val="Compact"/>
-            </w:pPr>
-            <w:r>
-              <w:t xml:space="preserve">7:06-7:14</w:t>
-            </w:r>
-          </w:p>
-        </w:tc>
-        <w:tc>
-          <w:tcPr/>
-          <w:p>
-            <w:pPr>
-              <w:pStyle w:val="Compact"/>
-            </w:pPr>
-            <w:r>
-              <w:t xml:space="preserve">Check-in: the garden returns, and the preparation sentence ("one thing I'm not sure was God"), said aloud or kept for the pair. One sentence each; a parent starts.</w:t>
-            </w:r>
-          </w:p>
-        </w:tc>
-        <w:tc>
-          <w:tcPr/>
+          <w:tcPr>
+            <w:tcW w:type="dxa" w:w="1200"/>
+          </w:tcPr>
+          <w:p>
+            <w:pPr>
+              <w:pStyle w:val="Compact"/>
+            </w:pPr>
+            <w:r>
+              <w:t>7:06-7:18</w:t>
+            </w:r>
+          </w:p>
+        </w:tc>
+        <w:tc>
+          <w:tcPr>
+            <w:tcW w:type="dxa" w:w="5560"/>
+          </w:tcPr>
+          <w:p>
+            <w:pPr>
+              <w:pStyle w:val="Compact"/>
+            </w:pPr>
+            <w:r>
+              <w:t>The return round: which practices you chose for weeks three and four, and why; what held; did you come back on your own; which you would keep. Then “one thing I’m not sure was God,” aloud or kept for the pair.</w:t>
+            </w:r>
+          </w:p>
+        </w:tc>
+        <w:tc>
+          <w:tcPr>
+            <w:tcW w:type="dxa" w:w="2600"/>
+          </w:tcPr>
           <w:p>
             <w:pPr>
               <w:pStyle w:val="Compact"/>
@@ -301,18 +325,22 @@
           <w:cantSplit/>
         </w:trPr>
         <w:tc>
-          <w:tcPr/>
-          <w:p>
-            <w:pPr>
-              <w:pStyle w:val="Compact"/>
-            </w:pPr>
-            <w:r>
-              <w:t xml:space="preserve">7:14-7:20</w:t>
-            </w:r>
-          </w:p>
-        </w:tc>
-        <w:tc>
-          <w:tcPr/>
+          <w:tcPr>
+            <w:tcW w:type="dxa" w:w="1200"/>
+          </w:tcPr>
+          <w:p>
+            <w:pPr>
+              <w:pStyle w:val="Compact"/>
+            </w:pPr>
+            <w:r>
+              <w:t>7:18-7:23</w:t>
+            </w:r>
+          </w:p>
+        </w:tc>
+        <w:tc>
+          <w:tcPr>
+            <w:tcW w:type="dxa" w:w="5560"/>
+          </w:tcPr>
           <w:p>
             <w:pPr>
               <w:pStyle w:val="Compact"/>
@@ -323,7 +351,9 @@
           </w:p>
         </w:tc>
         <w:tc>
-          <w:tcPr/>
+          <w:tcPr>
+            <w:tcW w:type="dxa" w:w="2600"/>
+          </w:tcPr>
           <w:p>
             <w:pPr>
               <w:pStyle w:val="Compact"/>
@@ -339,18 +369,22 @@
           <w:cantSplit/>
         </w:trPr>
         <w:tc>
-          <w:tcPr/>
-          <w:p>
-            <w:pPr>
-              <w:pStyle w:val="Compact"/>
-            </w:pPr>
-            <w:r>
-              <w:t xml:space="preserve">7:20-7:28</w:t>
-            </w:r>
-          </w:p>
-        </w:tc>
-        <w:tc>
-          <w:tcPr/>
+          <w:tcPr>
+            <w:tcW w:type="dxa" w:w="1200"/>
+          </w:tcPr>
+          <w:p>
+            <w:pPr>
+              <w:pStyle w:val="Compact"/>
+            </w:pPr>
+            <w:r>
+              <w:t>7:23-7:30</w:t>
+            </w:r>
+          </w:p>
+        </w:tc>
+        <w:tc>
+          <w:tcPr>
+            <w:tcW w:type="dxa" w:w="5560"/>
+          </w:tcPr>
           <w:p>
             <w:pPr>
               <w:pStyle w:val="Compact"/>
@@ -361,7 +395,9 @@
           </w:p>
         </w:tc>
         <w:tc>
-          <w:tcPr/>
+          <w:tcPr>
+            <w:tcW w:type="dxa" w:w="2600"/>
+          </w:tcPr>
           <w:p>
             <w:pPr>
               <w:pStyle w:val="Compact"/>
@@ -377,18 +413,22 @@
           <w:cantSplit/>
         </w:trPr>
         <w:tc>
-          <w:tcPr/>
-          <w:p>
-            <w:pPr>
-              <w:pStyle w:val="Compact"/>
-            </w:pPr>
-            <w:r>
-              <w:t xml:space="preserve">7:28-7:30</w:t>
-            </w:r>
-          </w:p>
-        </w:tc>
-        <w:tc>
-          <w:tcPr/>
+          <w:tcPr>
+            <w:tcW w:type="dxa" w:w="1200"/>
+          </w:tcPr>
+          <w:p>
+            <w:pPr>
+              <w:pStyle w:val="Compact"/>
+            </w:pPr>
+            <w:r>
+              <w:t>7:30-7:31</w:t>
+            </w:r>
+          </w:p>
+        </w:tc>
+        <w:tc>
+          <w:tcPr>
+            <w:tcW w:type="dxa" w:w="5560"/>
+          </w:tcPr>
           <w:p>
             <w:pPr>
               <w:pStyle w:val="Compact"/>
@@ -399,7 +439,9 @@
           </w:p>
         </w:tc>
         <w:tc>
-          <w:tcPr/>
+          <w:tcPr>
+            <w:tcW w:type="dxa" w:w="2600"/>
+          </w:tcPr>
           <w:p>
             <w:pPr>
               <w:pStyle w:val="Compact"/>
@@ -415,29 +457,35 @@
           <w:cantSplit/>
         </w:trPr>
         <w:tc>
-          <w:tcPr/>
-          <w:p>
-            <w:pPr>
-              <w:pStyle w:val="Compact"/>
-            </w:pPr>
-            <w:r>
-              <w:t xml:space="preserve">7:30-7:56</w:t>
-            </w:r>
-          </w:p>
-        </w:tc>
-        <w:tc>
-          <w:tcPr/>
-          <w:p>
-            <w:pPr>
-              <w:pStyle w:val="Compact"/>
-            </w:pPr>
-            <w:r>
-              <w:t xml:space="preserve">Any Doubts? in pairs within families: one full cycle each way, about 12 minutes a turn, parent first</w:t>
-            </w:r>
-          </w:p>
-        </w:tc>
-        <w:tc>
-          <w:tcPr/>
+          <w:tcPr>
+            <w:tcW w:type="dxa" w:w="1200"/>
+          </w:tcPr>
+          <w:p>
+            <w:pPr>
+              <w:pStyle w:val="Compact"/>
+            </w:pPr>
+            <w:r>
+              <w:t>7:31-7:53</w:t>
+            </w:r>
+          </w:p>
+        </w:tc>
+        <w:tc>
+          <w:tcPr>
+            <w:tcW w:type="dxa" w:w="5560"/>
+          </w:tcPr>
+          <w:p>
+            <w:pPr>
+              <w:pStyle w:val="Compact"/>
+            </w:pPr>
+            <w:r>
+              <w:t>Any Doubts? in pairs within families: one full cycle each way, about 11 minutes a turn, parent first</w:t>
+            </w:r>
+          </w:p>
+        </w:tc>
+        <w:tc>
+          <w:tcPr>
+            <w:tcW w:type="dxa" w:w="2600"/>
+          </w:tcPr>
           <w:p>
             <w:pPr>
               <w:pStyle w:val="Compact"/>
@@ -453,18 +501,22 @@
           <w:cantSplit/>
         </w:trPr>
         <w:tc>
-          <w:tcPr/>
-          <w:p>
-            <w:pPr>
-              <w:pStyle w:val="Compact"/>
-            </w:pPr>
-            <w:r>
-              <w:t xml:space="preserve">7:56-8:09</w:t>
-            </w:r>
-          </w:p>
-        </w:tc>
-        <w:tc>
-          <w:tcPr/>
+          <w:tcPr>
+            <w:tcW w:type="dxa" w:w="1200"/>
+          </w:tcPr>
+          <w:p>
+            <w:pPr>
+              <w:pStyle w:val="Compact"/>
+            </w:pPr>
+            <w:r>
+              <w:t>7:53-8:06</w:t>
+            </w:r>
+          </w:p>
+        </w:tc>
+        <w:tc>
+          <w:tcPr>
+            <w:tcW w:type="dxa" w:w="5560"/>
+          </w:tcPr>
           <w:p>
             <w:pPr>
               <w:pStyle w:val="Compact"/>
@@ -475,7 +527,9 @@
           </w:p>
         </w:tc>
         <w:tc>
-          <w:tcPr/>
+          <w:tcPr>
+            <w:tcW w:type="dxa" w:w="2600"/>
+          </w:tcPr>
           <w:p>
             <w:pPr>
               <w:pStyle w:val="Compact"/>
@@ -491,18 +545,22 @@
           <w:cantSplit/>
         </w:trPr>
         <w:tc>
-          <w:tcPr/>
-          <w:p>
-            <w:pPr>
-              <w:pStyle w:val="Compact"/>
-            </w:pPr>
-            <w:r>
-              <w:t xml:space="preserve">8:09-8:15</w:t>
-            </w:r>
-          </w:p>
-        </w:tc>
-        <w:tc>
-          <w:tcPr/>
+          <w:tcPr>
+            <w:tcW w:type="dxa" w:w="1200"/>
+          </w:tcPr>
+          <w:p>
+            <w:pPr>
+              <w:pStyle w:val="Compact"/>
+            </w:pPr>
+            <w:r>
+              <w:t>8:06-8:12</w:t>
+            </w:r>
+          </w:p>
+        </w:tc>
+        <w:tc>
+          <w:tcPr>
+            <w:tcW w:type="dxa" w:w="5560"/>
+          </w:tcPr>
           <w:p>
             <w:pPr>
               <w:pStyle w:val="Compact"/>
@@ -513,7 +571,9 @@
           </w:p>
         </w:tc>
         <w:tc>
-          <w:tcPr/>
+          <w:tcPr>
+            <w:tcW w:type="dxa" w:w="2600"/>
+          </w:tcPr>
           <w:p>
             <w:pPr>
               <w:pStyle w:val="Compact"/>
@@ -529,29 +589,35 @@
           <w:cantSplit/>
         </w:trPr>
         <w:tc>
-          <w:tcPr/>
-          <w:p>
-            <w:pPr>
-              <w:pStyle w:val="Compact"/>
-            </w:pPr>
-            <w:r>
-              <w:t xml:space="preserve">8:15-8:21</w:t>
-            </w:r>
-          </w:p>
-        </w:tc>
-        <w:tc>
-          <w:tcPr/>
-          <w:p>
-            <w:pPr>
-              <w:pStyle w:val="Compact"/>
-            </w:pPr>
-            <w:r>
-              <w:t xml:space="preserve">Homework commissioning: the four-part handout walked; check-in partners named aloud; the Pulse goes home.</w:t>
-            </w:r>
-          </w:p>
-        </w:tc>
-        <w:tc>
-          <w:tcPr/>
+          <w:tcPr>
+            <w:tcW w:type="dxa" w:w="1200"/>
+          </w:tcPr>
+          <w:p>
+            <w:pPr>
+              <w:pStyle w:val="Compact"/>
+            </w:pPr>
+            <w:r>
+              <w:t>8:12-8:21</w:t>
+            </w:r>
+          </w:p>
+        </w:tc>
+        <w:tc>
+          <w:tcPr>
+            <w:tcW w:type="dxa" w:w="5560"/>
+          </w:tcPr>
+          <w:p>
+            <w:pPr>
+              <w:pStyle w:val="Compact"/>
+            </w:pPr>
+            <w:r>
+              <w:t>Homework and the Christmas send-off: the handout walked; the break chosen from The Practices So Far; the returning rule; who to reach; partners named; the Pulse goes home.</w:t>
+            </w:r>
+          </w:p>
+        </w:tc>
+        <w:tc>
+          <w:tcPr>
+            <w:tcW w:type="dxa" w:w="2600"/>
+          </w:tcPr>
           <w:p>
             <w:pPr>
               <w:pStyle w:val="Compact"/>
@@ -567,7 +633,9 @@
           <w:cantSplit/>
         </w:trPr>
         <w:tc>
-          <w:tcPr/>
+          <w:tcPr>
+            <w:tcW w:type="dxa" w:w="1200"/>
+          </w:tcPr>
           <w:p>
             <w:pPr>
               <w:pStyle w:val="Compact"/>
@@ -578,7 +646,9 @@
           </w:p>
         </w:tc>
         <w:tc>
-          <w:tcPr/>
+          <w:tcPr>
+            <w:tcW w:type="dxa" w:w="5560"/>
+          </w:tcPr>
           <w:p>
             <w:pPr>
               <w:pStyle w:val="Compact"/>
@@ -589,7 +659,9 @@
           </w:p>
         </w:tc>
         <w:tc>
-          <w:tcPr/>
+          <w:tcPr>
+            <w:tcW w:type="dxa" w:w="2600"/>
+          </w:tcPr>
           <w:p>
             <w:pPr>
               <w:pStyle w:val="Compact"/>
@@ -605,7 +677,9 @@
           <w:cantSplit/>
         </w:trPr>
         <w:tc>
-          <w:tcPr/>
+          <w:tcPr>
+            <w:tcW w:type="dxa" w:w="1200"/>
+          </w:tcPr>
           <w:p>
             <w:pPr>
               <w:pStyle w:val="Compact"/>
@@ -616,18 +690,22 @@
           </w:p>
         </w:tc>
         <w:tc>
-          <w:tcPr/>
-          <w:p>
-            <w:pPr>
-              <w:pStyle w:val="Compact"/>
-            </w:pPr>
-            <w:r>
-              <w:t xml:space="preserve">Closing container reaffirmed; the next evening announced; Aaronic blessing.</w:t>
-            </w:r>
-          </w:p>
-        </w:tc>
-        <w:tc>
-          <w:tcPr/>
+          <w:tcPr>
+            <w:tcW w:type="dxa" w:w="5560"/>
+          </w:tcPr>
+          <w:p>
+            <w:pPr>
+              <w:pStyle w:val="Compact"/>
+            </w:pPr>
+            <w:r>
+              <w:t>Closing container; the Christmas break named; Aaronic blessing.</w:t>
+            </w:r>
+          </w:p>
+        </w:tc>
+        <w:tc>
+          <w:tcPr>
+            <w:tcW w:type="dxa" w:w="2600"/>
+          </w:tcPr>
           <w:p>
             <w:pPr>
               <w:pStyle w:val="Compact"/>
@@ -643,7 +721,9 @@
           <w:cantSplit/>
         </w:trPr>
         <w:tc>
-          <w:tcPr/>
+          <w:tcPr>
+            <w:tcW w:type="dxa" w:w="1200"/>
+          </w:tcPr>
           <w:p>
             <w:pPr>
               <w:pStyle w:val="Compact"/>
@@ -654,7 +734,9 @@
           </w:p>
         </w:tc>
         <w:tc>
-          <w:tcPr/>
+          <w:tcPr>
+            <w:tcW w:type="dxa" w:w="5560"/>
+          </w:tcPr>
           <w:p>
             <w:pPr>
               <w:pStyle w:val="Compact"/>
@@ -665,7 +747,9 @@
           </w:p>
         </w:tc>
         <w:tc>
-          <w:tcPr/>
+          <w:tcPr>
+            <w:tcW w:type="dxa" w:w="2600"/>
+          </w:tcPr>
           <w:p>
             <w:pPr>
               <w:pStyle w:val="Compact"/>
@@ -684,7 +768,7 @@
         <w:pStyle w:val="Heading2"/>
       </w:pPr>
       <w:r>
-        <w:t>The homework handout (Evening 8, two weeks)</w:t>
+        <w:t>The homework handout (Evening 8, to The Return in January)</w:t>
       </w:r>
     </w:p>
     <w:p>
@@ -700,13 +784,13 @@
           <w:b/>
           <w:bCs/>
         </w:rPr>
-        <w:t xml:space="preserve">The homework practice, week one.</w:t>
+        <w:t>The homework practice, week one.</w:t>
       </w:r>
       <w:r>
         <w:t xml:space="preserve"> </w:t>
       </w:r>
       <w:r>
-        <w:t xml:space="preserve">Week one, the Personal Doubts Inventory: list 5–10 scriptures you say you believe, rate your honest trust 1–5, and write the specific doubt for the two or three lowest. No shame. Just data. Week two, two journal questions from the Four Connects deck: is there something I heard and did not obey? what is at risk for me to hear? Anything not sure to be God: the How Did You Know? card, in company. The Quarterly Pulse (H11.4) goes home tonight; bring it back next evening.</w:t>
+        <w:t>The Personal Doubts Inventory: list 5–10 scriptures you say you believe, rate your honest trust 1–5, and write the specific doubt for the two or three lowest. No shame. Just data. The Quarterly Pulse (H11.4) goes home tonight; bring it to The Return.</w:t>
       </w:r>
     </w:p>
     <w:p>
@@ -778,13 +862,13 @@
           <w:b/>
           <w:bCs/>
         </w:rPr>
-        <w:t xml:space="preserve">One sentence of preparation.</w:t>
+        <w:t>The rest of the break.</w:t>
       </w:r>
       <w:r>
         <w:t xml:space="preserve"> </w:t>
       </w:r>
       <w:r>
-        <w:t xml:space="preserve">Finish this sentence in your journal: "One thing I heard that I will act on before we meet is ___."</w:t>
+        <w:t>After the two weeks, one practice a week from The Practices So Far, chosen freely, with why. Two sentences before The Return: “One thing I heard that I will act on is ___,” and “The practice I most wanted to keep was ___, because ___.”</w:t>
       </w:r>
     </w:p>
     <w:p>
@@ -920,6 +1004,21 @@
       </w:r>
       <w:r>
         <w:t xml:space="preserve">From the Four Connects deck, after the pairs: remember a time or place where God seemed silent; bring in the time you heard (remembered at the Garden evening); invite Jesus in with permission to do or say anything he wishes; then write and, optionally, share. The reader uses the Silent Place Reading Card (Leader Notes). The pairs give up five minutes for it.</w:t>
+      </w:r>
+    </w:p>
+    <w:p>
+      <w:pPr>
+        <w:pStyle w:val="Compact"/>
+        <w:numPr>
+          <w:ilvl w:val="0"/>
+          <w:numId w:val="1002"/>
+        </w:numPr>
+      </w:pPr>
+      <w:r>
+        <w:t xml:space="preserve">The breaks (John's word, 28 October). </w:t>
+      </w:r>
+      <w:r>
+        <w:t>After four weeks apart over Thanksgiving, the return round takes the check-in's place, four minutes longer, given back by the pairs. The leads tally the choices quietly at the debrief: a count for each practice, chosen and kept, no names. The Christmas send-off closes the evening; The Return opens January.</w:t>
       </w:r>
     </w:p>
     <w:p>

--- a/_implementation-notes/evening-series/FotH Pilot Session 11 Evening Run Sheet DRAFT v1.docx
+++ b/_implementation-notes/evening-series/FotH Pilot Session 11 Evening Run Sheet DRAFT v1.docx
@@ -610,7 +610,7 @@
               <w:pStyle w:val="Compact"/>
             </w:pPr>
             <w:r>
-              <w:t>Homework and the Christmas send-off: the handout walked; the break chosen from The Practices So Far; the returning rule; who to reach; partners named; the Pulse goes home.</w:t>
+              <w:t>Homework and the Christmas send-off: the handout walked; the break chosen from The Practices So Far; the returning rule; who to reach; partners named.</w:t>
             </w:r>
           </w:p>
         </w:tc>
@@ -790,7 +790,7 @@
         <w:t xml:space="preserve"> </w:t>
       </w:r>
       <w:r>
-        <w:t>The Personal Doubts Inventory: list 5–10 scriptures you say you believe, rate your honest trust 1–5, and write the specific doubt for the two or three lowest. No shame. Just data. The Quarterly Pulse (H11.4) goes home tonight; bring it to The Return.</w:t>
+        <w:t>The Personal Doubts Inventory: list 5–10 scriptures you say you believe, rate your honest trust 1–5, and write the specific doubt for the two or three lowest. No shame. Just data.</w:t>
       </w:r>
     </w:p>
     <w:p>
